--- a/Upstage_Interactive_Local_UI_Report.md.docx
+++ b/Upstage_Interactive_Local_UI_Report.md.docx
@@ -55,13 +55,13 @@
           <w:bCs w:val="1"/>
           <w:rtl w:val="0"/>
         </w:rPr>
-        <w:t xml:space="preserve">Framework:</w:t>
-      </w:r>
-      <w:r>
-        <w:rPr>
-          <w:rtl w:val="0"/>
-        </w:rPr>
-        <w:t xml:space="preserve"> Upstage (Computational Framework for Cross-Play Character Transplantation)</w:t>
+        <w:t xml:space="preserve">Designation:</w:t>
+      </w:r>
+      <w:r>
+        <w:rPr>
+          <w:rtl w:val="0"/>
+        </w:rPr>
+        <w:t xml:space="preserve"> Assistant Professor</w:t>
         <w:br w:type="textWrapping"/>
       </w:r>
       <w:r>
@@ -70,13 +70,13 @@
           <w:bCs w:val="1"/>
           <w:rtl w:val="0"/>
         </w:rPr>
-        <w:t xml:space="preserve">Primary Discipline:</w:t>
-      </w:r>
-      <w:r>
-        <w:rPr>
-          <w:rtl w:val="0"/>
-        </w:rPr>
-        <w:t xml:space="preserve"> Computational Literary Studies (CLS), Digital Humanities (DH)</w:t>
+        <w:t xml:space="preserve">Institution:</w:t>
+      </w:r>
+      <w:r>
+        <w:rPr>
+          <w:rtl w:val="0"/>
+        </w:rPr>
+        <w:t xml:space="preserve"> Department of English, Govt SPMR College of Commerce Jammu, J&amp;K, India</w:t>
         <w:br w:type="textWrapping"/>
       </w:r>
       <w:r>
@@ -85,54 +85,13 @@
           <w:bCs w:val="1"/>
           <w:rtl w:val="0"/>
         </w:rPr>
-        <w:t xml:space="preserve">Deliverables:</w:t>
-      </w:r>
-      <w:r>
-        <w:rPr>
-          <w:rtl w:val="0"/>
-        </w:rPr>
-        <w:t xml:space="preserve"> </w:t>
-      </w:r>
-      <w:r>
-        <w:rPr>
-          <w:rFonts w:ascii="Roboto Mono" w:cs="Roboto Mono" w:eastAsia="Roboto Mono" w:hAnsi="Roboto Mono"/>
-          <w:color w:val="188038"/>
-          <w:rtl w:val="0"/>
-        </w:rPr>
-        <w:t xml:space="preserve">upstage_ui.py</w:t>
-      </w:r>
-      <w:r>
-        <w:rPr>
-          <w:rtl w:val="0"/>
-        </w:rPr>
-        <w:t xml:space="preserve">, </w:t>
-      </w:r>
-      <w:r>
-        <w:rPr>
-          <w:rFonts w:ascii="Roboto Mono" w:cs="Roboto Mono" w:eastAsia="Roboto Mono" w:hAnsi="Roboto Mono"/>
-          <w:color w:val="188038"/>
-          <w:rtl w:val="0"/>
-        </w:rPr>
-        <w:t xml:space="preserve">upstage_web_app.html</w:t>
-      </w:r>
-      <w:r>
-        <w:rPr>
-          <w:rtl w:val="0"/>
-        </w:rPr>
-        <w:t xml:space="preserve">, </w:t>
-      </w:r>
-      <w:r>
-        <w:rPr>
-          <w:rFonts w:ascii="Roboto Mono" w:cs="Roboto Mono" w:eastAsia="Roboto Mono" w:hAnsi="Roboto Mono"/>
-          <w:color w:val="188038"/>
-          <w:rtl w:val="0"/>
-        </w:rPr>
-        <w:t xml:space="preserve">test_ui_server.py</w:t>
-      </w:r>
-      <w:r>
-        <w:rPr>
-          <w:rtl w:val="0"/>
-        </w:rPr>
+        <w:t xml:space="preserve">Email:</w:t>
+      </w:r>
+      <w:r>
+        <w:rPr>
+          <w:rtl w:val="0"/>
+        </w:rPr>
+        <w:t xml:space="preserve"> quotablecode@gmail.com</w:t>
       </w:r>
     </w:p>
     <w:p>

--- a/Upstage_Interactive_Local_UI_Report.md.docx
+++ b/Upstage_Interactive_Local_UI_Report.md.docx
@@ -91,7 +91,37 @@
         <w:rPr>
           <w:rtl w:val="0"/>
         </w:rPr>
-        <w:t xml:space="preserve"> quotablecode@gmail.com</w:t>
+        <w:t xml:space="preserve"> research@shaji.in</w:t>
+        <w:br w:type="textWrapping"/>
+      </w:r>
+      <w:r>
+        <w:rPr>
+          <w:b w:val="1"/>
+          <w:bCs w:val="1"/>
+          <w:rtl w:val="0"/>
+        </w:rPr>
+        <w:t xml:space="preserve">Website:</w:t>
+      </w:r>
+      <w:r>
+        <w:rPr>
+          <w:rtl w:val="0"/>
+        </w:rPr>
+        <w:t xml:space="preserve"> </w:t>
+      </w:r>
+      <w:hyperlink r:id="rId6">
+        <w:r>
+          <w:rPr>
+            <w:color w:val="1155cc"/>
+            <w:u w:val="single"/>
+            <w:rtl w:val="0"/>
+          </w:rPr>
+          <w:t xml:space="preserve">https://shaji.in/research</w:t>
+        </w:r>
+      </w:hyperlink>
+      <w:r>
+        <w:rPr>
+          <w:rtl w:val="0"/>
+        </w:rPr>
       </w:r>
     </w:p>
     <w:p>
